--- a/examples/datasets/doc/19-m4.docx
+++ b/examples/datasets/doc/19-m4.docx
@@ -814,7 +814,7 @@
               <a:graphicData uri="http://schemas.openxmlformats.org/drawingml/2006/picture">
                 <pic:pic>
                   <pic:nvPicPr>
-                    <pic:cNvPr descr="/home/gpca/tspredit/examples/datasets/doc/19-m4_files/9be13a6f9e8c9f561d3c3578b61760df3cc9ee22.png" id="13" name="Picture"/>
+                    <pic:cNvPr descr="C:\Git\cefet-rj-dal\tspredit\examples\datasets\doc\19-m4_files/1648235d93028fd83e115bd1015b6ac5d891207f.png" id="13" name="Picture"/>
                     <pic:cNvPicPr>
                       <a:picLocks noChangeArrowheads="1" noChangeAspect="1"/>
                     </pic:cNvPicPr>

--- a/examples/datasets/doc/19-m4.docx
+++ b/examples/datasets/doc/19-m4.docx
@@ -814,7 +814,7 @@
               <a:graphicData uri="http://schemas.openxmlformats.org/drawingml/2006/picture">
                 <pic:pic>
                   <pic:nvPicPr>
-                    <pic:cNvPr descr="C:\Git\cefet-rj-dal\tspredit\examples\datasets\doc\19-m4_files/1648235d93028fd83e115bd1015b6ac5d891207f.png" id="13" name="Picture"/>
+                    <pic:cNvPr descr="C:\Git\dal\tspredit\examples\datasets\doc\19-m4_files/1648235d93028fd83e115bd1015b6ac5d891207f.png" id="13" name="Picture"/>
                     <pic:cNvPicPr>
                       <a:picLocks noChangeArrowheads="1" noChangeAspect="1"/>
                     </pic:cNvPicPr>

--- a/examples/datasets/doc/19-m4.docx
+++ b/examples/datasets/doc/19-m4.docx
@@ -814,7 +814,7 @@
               <a:graphicData uri="http://schemas.openxmlformats.org/drawingml/2006/picture">
                 <pic:pic>
                   <pic:nvPicPr>
-                    <pic:cNvPr descr="C:\Git\dal\tspredit\examples\datasets\doc\19-m4_files/1648235d93028fd83e115bd1015b6ac5d891207f.png" id="13" name="Picture"/>
+                    <pic:cNvPr descr="/home/gpca/tspredit/examples/datasets/doc/19-m4_files/9be13a6f9e8c9f561d3c3578b61760df3cc9ee22.png" id="13" name="Picture"/>
                     <pic:cNvPicPr>
                       <a:picLocks noChangeArrowheads="1" noChangeAspect="1"/>
                     </pic:cNvPicPr>
